--- a/Joise S Arakkal/Task 1.1 – Collect and study existing VXML scripts and call flows.docx
+++ b/Joise S Arakkal/Task 1.1 – Collect and study existing VXML scripts and call flows.docx
@@ -4,13 +4,1072 @@
   <w:body>
     <w:p>
       <w:pPr>
+        <w:spacing w:after="240" w:before="240" w:lineRule="auto"/>
+        <w:rPr>
+          <w:b w:val="1"/>
+        </w:rPr>
+      </w:pPr>
+      <w:r>
+        <w:rPr>
+          <w:b w:val="1"/>
+          <w:rtl w:val="0"/>
+        </w:rPr>
+        <w:t xml:space="preserve">Existing VXML Scripts and Call Flows</w:t>
+      </w:r>
+    </w:p>
+    <w:p>
+      <w:pPr>
+        <w:spacing w:after="240" w:before="240" w:lineRule="auto"/>
         <w:rPr/>
       </w:pPr>
       <w:r>
         <w:rPr>
           <w:rtl w:val="0"/>
         </w:rPr>
-        <w:t xml:space="preserve">Task 1.1 – Collect and study existing VXML scripts and call flows</w:t>
+        <w:t xml:space="preserve">VXML (VoiceXML) scripts define the dialog structure for IVR systems, handling user inputs via speech or DTMF and responding with prompts or actions. Based on standard examples from Cisco Unified CVP and W3C specifications, a typical VXML script includes elements like </w:t>
+      </w:r>
+      <w:r>
+        <w:rPr>
+          <w:rFonts w:ascii="Consolas" w:cs="Consolas" w:eastAsia="Consolas" w:hAnsi="Consolas"/>
+          <w:color w:val="0000ff"/>
+          <w:highlight w:val="white"/>
+          <w:rtl w:val="0"/>
+        </w:rPr>
+        <w:t xml:space="preserve">&lt;vxml&gt;</w:t>
+      </w:r>
+      <w:r>
+        <w:rPr>
+          <w:rtl w:val="0"/>
+        </w:rPr>
+        <w:t xml:space="preserve">, </w:t>
+      </w:r>
+      <w:r>
+        <w:rPr>
+          <w:rFonts w:ascii="Consolas" w:cs="Consolas" w:eastAsia="Consolas" w:hAnsi="Consolas"/>
+          <w:color w:val="0000ff"/>
+          <w:highlight w:val="white"/>
+          <w:rtl w:val="0"/>
+        </w:rPr>
+        <w:t xml:space="preserve">&lt;form&gt;</w:t>
+      </w:r>
+      <w:r>
+        <w:rPr>
+          <w:rtl w:val="0"/>
+        </w:rPr>
+        <w:t xml:space="preserve">, </w:t>
+      </w:r>
+      <w:r>
+        <w:rPr>
+          <w:rFonts w:ascii="Consolas" w:cs="Consolas" w:eastAsia="Consolas" w:hAnsi="Consolas"/>
+          <w:highlight w:val="white"/>
+          <w:rtl w:val="0"/>
+        </w:rPr>
+        <w:t xml:space="preserve"> </w:t>
+      </w:r>
+      <w:r>
+        <w:rPr>
+          <w:rFonts w:ascii="Consolas" w:cs="Consolas" w:eastAsia="Consolas" w:hAnsi="Consolas"/>
+          <w:color w:val="0000ff"/>
+          <w:highlight w:val="white"/>
+          <w:rtl w:val="0"/>
+        </w:rPr>
+        <w:t xml:space="preserve">&lt;field&gt;</w:t>
+      </w:r>
+      <w:r>
+        <w:rPr>
+          <w:rtl w:val="0"/>
+        </w:rPr>
+        <w:t xml:space="preserve">, and </w:t>
+      </w:r>
+      <w:r>
+        <w:rPr>
+          <w:rFonts w:ascii="Consolas" w:cs="Consolas" w:eastAsia="Consolas" w:hAnsi="Consolas"/>
+          <w:color w:val="0000ff"/>
+          <w:highlight w:val="white"/>
+          <w:rtl w:val="0"/>
+        </w:rPr>
+        <w:t xml:space="preserve">&lt;prompt&gt;</w:t>
+      </w:r>
+      <w:r>
+        <w:rPr>
+          <w:rtl w:val="0"/>
+        </w:rPr>
+        <w:t xml:space="preserve"> for user interaction, and </w:t>
+      </w:r>
+      <w:r>
+        <w:rPr>
+          <w:rFonts w:ascii="Roboto Mono" w:cs="Roboto Mono" w:eastAsia="Roboto Mono" w:hAnsi="Roboto Mono"/>
+          <w:color w:val="0000ff"/>
+          <w:rtl w:val="0"/>
+        </w:rPr>
+        <w:t xml:space="preserve">&lt;submit</w:t>
+      </w:r>
+      <w:r>
+        <w:rPr>
+          <w:rFonts w:ascii="Consolas" w:cs="Consolas" w:eastAsia="Consolas" w:hAnsi="Consolas"/>
+          <w:color w:val="0000ff"/>
+          <w:highlight w:val="white"/>
+          <w:rtl w:val="0"/>
+        </w:rPr>
+        <w:t xml:space="preserve">&gt;</w:t>
+      </w:r>
+      <w:r>
+        <w:rPr>
+          <w:rtl w:val="0"/>
+        </w:rPr>
+        <w:t xml:space="preserve"> or </w:t>
+      </w:r>
+      <w:r>
+        <w:rPr>
+          <w:rFonts w:ascii="Roboto Mono" w:cs="Roboto Mono" w:eastAsia="Roboto Mono" w:hAnsi="Roboto Mono"/>
+          <w:color w:val="0000ff"/>
+          <w:rtl w:val="0"/>
+        </w:rPr>
+        <w:t xml:space="preserve">&lt;transfer</w:t>
+      </w:r>
+      <w:r>
+        <w:rPr>
+          <w:rFonts w:ascii="Consolas" w:cs="Consolas" w:eastAsia="Consolas" w:hAnsi="Consolas"/>
+          <w:color w:val="0000ff"/>
+          <w:highlight w:val="white"/>
+          <w:rtl w:val="0"/>
+        </w:rPr>
+        <w:t xml:space="preserve">&gt;</w:t>
+      </w:r>
+      <w:r>
+        <w:rPr>
+          <w:color w:val="0000ff"/>
+          <w:rtl w:val="0"/>
+        </w:rPr>
+        <w:t xml:space="preserve"> </w:t>
+      </w:r>
+      <w:r>
+        <w:rPr>
+          <w:rtl w:val="0"/>
+        </w:rPr>
+        <w:t xml:space="preserve">for backend actions.</w:t>
+      </w:r>
+    </w:p>
+    <w:p>
+      <w:pPr>
+        <w:spacing w:after="240" w:before="240" w:lineRule="auto"/>
+        <w:rPr/>
+      </w:pPr>
+      <w:r>
+        <w:rPr>
+          <w:rtl w:val="0"/>
+        </w:rPr>
+        <w:t xml:space="preserve">Here’s a simplified example VXML script for a basic Sales/Support IVR call flow:</w:t>
+      </w:r>
+    </w:p>
+    <w:tbl>
+      <w:tblPr>
+        <w:tblStyle w:val="Table1"/>
+        <w:jc w:val="left"/>
+        <w:tblLayout w:type="fixed"/>
+        <w:tblLook w:val="0600"/>
+      </w:tblPr>
+      <w:tblGrid>
+        <w:gridCol w:w="9360"/>
+        <w:tblGridChange w:id="0">
+          <w:tblGrid>
+            <w:gridCol w:w="9360"/>
+          </w:tblGrid>
+        </w:tblGridChange>
+      </w:tblGrid>
+      <w:tr>
+        <w:trPr>
+          <w:cantSplit w:val="0"/>
+          <w:tblHeader w:val="0"/>
+        </w:trPr>
+        <w:tc>
+          <w:tcPr>
+            <w:tcBorders>
+              <w:top w:color="000000" w:space="0" w:sz="4" w:val="single"/>
+              <w:left w:color="000000" w:space="0" w:sz="4" w:val="single"/>
+              <w:bottom w:color="000000" w:space="0" w:sz="4" w:val="single"/>
+              <w:right w:color="000000" w:space="0" w:sz="4" w:val="single"/>
+            </w:tcBorders>
+            <w:shd w:fill="ffffff" w:val="clear"/>
+            <w:tcMar>
+              <w:top w:w="100.0" w:type="dxa"/>
+              <w:left w:w="100.0" w:type="dxa"/>
+              <w:bottom w:w="100.0" w:type="dxa"/>
+              <w:right w:w="100.0" w:type="dxa"/>
+            </w:tcMar>
+            <w:vAlign w:val="top"/>
+          </w:tcPr>
+          <w:p>
+            <w:pPr>
+              <w:keepNext w:val="0"/>
+              <w:keepLines w:val="0"/>
+              <w:pageBreakBefore w:val="0"/>
+              <w:widowControl w:val="0"/>
+              <w:pBdr>
+                <w:top w:space="0" w:sz="0" w:val="nil"/>
+                <w:left w:space="0" w:sz="0" w:val="nil"/>
+                <w:bottom w:space="0" w:sz="0" w:val="nil"/>
+                <w:right w:space="0" w:sz="0" w:val="nil"/>
+                <w:between w:space="0" w:sz="0" w:val="nil"/>
+              </w:pBdr>
+              <w:shd w:fill="auto" w:val="clear"/>
+              <w:spacing w:after="0" w:before="0" w:line="276" w:lineRule="auto"/>
+              <w:ind w:left="0" w:right="0" w:firstLine="0"/>
+              <w:jc w:val="left"/>
+              <w:rPr/>
+            </w:pPr>
+            <w:r>
+              <w:rPr>
+                <w:rFonts w:ascii="Consolas" w:cs="Consolas" w:eastAsia="Consolas" w:hAnsi="Consolas"/>
+                <w:color w:val="2b91af"/>
+                <w:highlight w:val="white"/>
+                <w:rtl w:val="0"/>
+              </w:rPr>
+              <w:t xml:space="preserve">&lt;?</w:t>
+            </w:r>
+            <w:r>
+              <w:rPr>
+                <w:rFonts w:ascii="Consolas" w:cs="Consolas" w:eastAsia="Consolas" w:hAnsi="Consolas"/>
+                <w:color w:val="000000"/>
+                <w:highlight w:val="white"/>
+                <w:rtl w:val="0"/>
+              </w:rPr>
+              <w:t xml:space="preserve">xml version=</w:t>
+            </w:r>
+            <w:r>
+              <w:rPr>
+                <w:rFonts w:ascii="Consolas" w:cs="Consolas" w:eastAsia="Consolas" w:hAnsi="Consolas"/>
+                <w:color w:val="a31515"/>
+                <w:highlight w:val="white"/>
+                <w:rtl w:val="0"/>
+              </w:rPr>
+              <w:t xml:space="preserve">"1.0"</w:t>
+            </w:r>
+            <w:r>
+              <w:rPr>
+                <w:rFonts w:ascii="Consolas" w:cs="Consolas" w:eastAsia="Consolas" w:hAnsi="Consolas"/>
+                <w:color w:val="2b91af"/>
+                <w:highlight w:val="white"/>
+                <w:rtl w:val="0"/>
+              </w:rPr>
+              <w:t xml:space="preserve">?&gt;</w:t>
+            </w:r>
+            <w:r>
+              <w:rPr>
+                <w:rFonts w:ascii="Consolas" w:cs="Consolas" w:eastAsia="Consolas" w:hAnsi="Consolas"/>
+                <w:color w:val="000000"/>
+                <w:highlight w:val="white"/>
+                <w:rtl w:val="0"/>
+              </w:rPr>
+              <w:br w:type="textWrapping"/>
+            </w:r>
+            <w:r>
+              <w:rPr>
+                <w:rFonts w:ascii="Consolas" w:cs="Consolas" w:eastAsia="Consolas" w:hAnsi="Consolas"/>
+                <w:color w:val="0000ff"/>
+                <w:highlight w:val="white"/>
+                <w:rtl w:val="0"/>
+              </w:rPr>
+              <w:t xml:space="preserve">&lt;</w:t>
+            </w:r>
+            <w:r>
+              <w:rPr>
+                <w:rFonts w:ascii="Consolas" w:cs="Consolas" w:eastAsia="Consolas" w:hAnsi="Consolas"/>
+                <w:color w:val="0000ff"/>
+                <w:highlight w:val="white"/>
+                <w:rtl w:val="0"/>
+              </w:rPr>
+              <w:t xml:space="preserve">vxml</w:t>
+            </w:r>
+            <w:r>
+              <w:rPr>
+                <w:rFonts w:ascii="Consolas" w:cs="Consolas" w:eastAsia="Consolas" w:hAnsi="Consolas"/>
+                <w:color w:val="0000ff"/>
+                <w:highlight w:val="white"/>
+                <w:rtl w:val="0"/>
+              </w:rPr>
+              <w:t xml:space="preserve"> </w:t>
+            </w:r>
+            <w:r>
+              <w:rPr>
+                <w:rFonts w:ascii="Consolas" w:cs="Consolas" w:eastAsia="Consolas" w:hAnsi="Consolas"/>
+                <w:color w:val="ff0000"/>
+                <w:highlight w:val="white"/>
+                <w:rtl w:val="0"/>
+              </w:rPr>
+              <w:t xml:space="preserve">version</w:t>
+            </w:r>
+            <w:r>
+              <w:rPr>
+                <w:rFonts w:ascii="Consolas" w:cs="Consolas" w:eastAsia="Consolas" w:hAnsi="Consolas"/>
+                <w:color w:val="0000ff"/>
+                <w:highlight w:val="white"/>
+                <w:rtl w:val="0"/>
+              </w:rPr>
+              <w:t xml:space="preserve">=</w:t>
+            </w:r>
+            <w:r>
+              <w:rPr>
+                <w:rFonts w:ascii="Consolas" w:cs="Consolas" w:eastAsia="Consolas" w:hAnsi="Consolas"/>
+                <w:color w:val="a31515"/>
+                <w:highlight w:val="white"/>
+                <w:rtl w:val="0"/>
+              </w:rPr>
+              <w:t xml:space="preserve">"2.1"</w:t>
+            </w:r>
+            <w:r>
+              <w:rPr>
+                <w:rFonts w:ascii="Consolas" w:cs="Consolas" w:eastAsia="Consolas" w:hAnsi="Consolas"/>
+                <w:color w:val="0000ff"/>
+                <w:highlight w:val="white"/>
+                <w:rtl w:val="0"/>
+              </w:rPr>
+              <w:t xml:space="preserve">&gt;</w:t>
+            </w:r>
+            <w:r>
+              <w:rPr>
+                <w:rFonts w:ascii="Consolas" w:cs="Consolas" w:eastAsia="Consolas" w:hAnsi="Consolas"/>
+                <w:color w:val="000000"/>
+                <w:highlight w:val="white"/>
+                <w:rtl w:val="0"/>
+              </w:rPr>
+              <w:br w:type="textWrapping"/>
+              <w:t xml:space="preserve">  </w:t>
+            </w:r>
+            <w:r>
+              <w:rPr>
+                <w:rFonts w:ascii="Consolas" w:cs="Consolas" w:eastAsia="Consolas" w:hAnsi="Consolas"/>
+                <w:color w:val="0000ff"/>
+                <w:highlight w:val="white"/>
+                <w:rtl w:val="0"/>
+              </w:rPr>
+              <w:t xml:space="preserve">&lt;form </w:t>
+            </w:r>
+            <w:r>
+              <w:rPr>
+                <w:rFonts w:ascii="Consolas" w:cs="Consolas" w:eastAsia="Consolas" w:hAnsi="Consolas"/>
+                <w:color w:val="ff0000"/>
+                <w:highlight w:val="white"/>
+                <w:rtl w:val="0"/>
+              </w:rPr>
+              <w:t xml:space="preserve">id</w:t>
+            </w:r>
+            <w:r>
+              <w:rPr>
+                <w:rFonts w:ascii="Consolas" w:cs="Consolas" w:eastAsia="Consolas" w:hAnsi="Consolas"/>
+                <w:color w:val="0000ff"/>
+                <w:highlight w:val="white"/>
+                <w:rtl w:val="0"/>
+              </w:rPr>
+              <w:t xml:space="preserve">=</w:t>
+            </w:r>
+            <w:r>
+              <w:rPr>
+                <w:rFonts w:ascii="Consolas" w:cs="Consolas" w:eastAsia="Consolas" w:hAnsi="Consolas"/>
+                <w:color w:val="a31515"/>
+                <w:highlight w:val="white"/>
+                <w:rtl w:val="0"/>
+              </w:rPr>
+              <w:t xml:space="preserve">"menu"</w:t>
+            </w:r>
+            <w:r>
+              <w:rPr>
+                <w:rFonts w:ascii="Consolas" w:cs="Consolas" w:eastAsia="Consolas" w:hAnsi="Consolas"/>
+                <w:color w:val="0000ff"/>
+                <w:highlight w:val="white"/>
+                <w:rtl w:val="0"/>
+              </w:rPr>
+              <w:t xml:space="preserve">&gt;</w:t>
+            </w:r>
+            <w:r>
+              <w:rPr>
+                <w:rFonts w:ascii="Consolas" w:cs="Consolas" w:eastAsia="Consolas" w:hAnsi="Consolas"/>
+                <w:color w:val="000000"/>
+                <w:highlight w:val="white"/>
+                <w:rtl w:val="0"/>
+              </w:rPr>
+              <w:br w:type="textWrapping"/>
+              <w:t xml:space="preserve">    </w:t>
+            </w:r>
+            <w:r>
+              <w:rPr>
+                <w:rFonts w:ascii="Consolas" w:cs="Consolas" w:eastAsia="Consolas" w:hAnsi="Consolas"/>
+                <w:color w:val="0000ff"/>
+                <w:highlight w:val="white"/>
+                <w:rtl w:val="0"/>
+              </w:rPr>
+              <w:t xml:space="preserve">&lt;block&gt;</w:t>
+            </w:r>
+            <w:r>
+              <w:rPr>
+                <w:rFonts w:ascii="Consolas" w:cs="Consolas" w:eastAsia="Consolas" w:hAnsi="Consolas"/>
+                <w:color w:val="000000"/>
+                <w:highlight w:val="white"/>
+                <w:rtl w:val="0"/>
+              </w:rPr>
+              <w:br w:type="textWrapping"/>
+              <w:t xml:space="preserve">      </w:t>
+            </w:r>
+            <w:r>
+              <w:rPr>
+                <w:rFonts w:ascii="Consolas" w:cs="Consolas" w:eastAsia="Consolas" w:hAnsi="Consolas"/>
+                <w:color w:val="0000ff"/>
+                <w:highlight w:val="white"/>
+                <w:rtl w:val="0"/>
+              </w:rPr>
+              <w:t xml:space="preserve">&lt;prompt&gt;</w:t>
+            </w:r>
+            <w:r>
+              <w:rPr>
+                <w:rFonts w:ascii="Consolas" w:cs="Consolas" w:eastAsia="Consolas" w:hAnsi="Consolas"/>
+                <w:color w:val="000000"/>
+                <w:highlight w:val="white"/>
+                <w:rtl w:val="0"/>
+              </w:rPr>
+              <w:t xml:space="preserve">Welcome to our IVR system. Press 1 for Sales, 2 for Support.</w:t>
+            </w:r>
+            <w:r>
+              <w:rPr>
+                <w:rFonts w:ascii="Consolas" w:cs="Consolas" w:eastAsia="Consolas" w:hAnsi="Consolas"/>
+                <w:color w:val="0000ff"/>
+                <w:highlight w:val="white"/>
+                <w:rtl w:val="0"/>
+              </w:rPr>
+              <w:t xml:space="preserve">&lt;/prompt&gt;</w:t>
+            </w:r>
+            <w:r>
+              <w:rPr>
+                <w:rFonts w:ascii="Consolas" w:cs="Consolas" w:eastAsia="Consolas" w:hAnsi="Consolas"/>
+                <w:color w:val="000000"/>
+                <w:highlight w:val="white"/>
+                <w:rtl w:val="0"/>
+              </w:rPr>
+              <w:br w:type="textWrapping"/>
+              <w:t xml:space="preserve">    </w:t>
+            </w:r>
+            <w:r>
+              <w:rPr>
+                <w:rFonts w:ascii="Consolas" w:cs="Consolas" w:eastAsia="Consolas" w:hAnsi="Consolas"/>
+                <w:color w:val="0000ff"/>
+                <w:highlight w:val="white"/>
+                <w:rtl w:val="0"/>
+              </w:rPr>
+              <w:t xml:space="preserve">&lt;/block&gt;</w:t>
+            </w:r>
+            <w:r>
+              <w:rPr>
+                <w:rFonts w:ascii="Consolas" w:cs="Consolas" w:eastAsia="Consolas" w:hAnsi="Consolas"/>
+                <w:color w:val="000000"/>
+                <w:highlight w:val="white"/>
+                <w:rtl w:val="0"/>
+              </w:rPr>
+              <w:br w:type="textWrapping"/>
+              <w:t xml:space="preserve">    </w:t>
+            </w:r>
+            <w:r>
+              <w:rPr>
+                <w:rFonts w:ascii="Consolas" w:cs="Consolas" w:eastAsia="Consolas" w:hAnsi="Consolas"/>
+                <w:color w:val="0000ff"/>
+                <w:highlight w:val="white"/>
+                <w:rtl w:val="0"/>
+              </w:rPr>
+              <w:t xml:space="preserve">&lt;field </w:t>
+            </w:r>
+            <w:r>
+              <w:rPr>
+                <w:rFonts w:ascii="Consolas" w:cs="Consolas" w:eastAsia="Consolas" w:hAnsi="Consolas"/>
+                <w:color w:val="ff0000"/>
+                <w:highlight w:val="white"/>
+                <w:rtl w:val="0"/>
+              </w:rPr>
+              <w:t xml:space="preserve">name</w:t>
+            </w:r>
+            <w:r>
+              <w:rPr>
+                <w:rFonts w:ascii="Consolas" w:cs="Consolas" w:eastAsia="Consolas" w:hAnsi="Consolas"/>
+                <w:color w:val="0000ff"/>
+                <w:highlight w:val="white"/>
+                <w:rtl w:val="0"/>
+              </w:rPr>
+              <w:t xml:space="preserve">=</w:t>
+            </w:r>
+            <w:r>
+              <w:rPr>
+                <w:rFonts w:ascii="Consolas" w:cs="Consolas" w:eastAsia="Consolas" w:hAnsi="Consolas"/>
+                <w:color w:val="a31515"/>
+                <w:highlight w:val="white"/>
+                <w:rtl w:val="0"/>
+              </w:rPr>
+              <w:t xml:space="preserve">"choice"</w:t>
+            </w:r>
+            <w:r>
+              <w:rPr>
+                <w:rFonts w:ascii="Consolas" w:cs="Consolas" w:eastAsia="Consolas" w:hAnsi="Consolas"/>
+                <w:color w:val="0000ff"/>
+                <w:highlight w:val="white"/>
+                <w:rtl w:val="0"/>
+              </w:rPr>
+              <w:t xml:space="preserve">&gt;</w:t>
+            </w:r>
+            <w:r>
+              <w:rPr>
+                <w:rFonts w:ascii="Consolas" w:cs="Consolas" w:eastAsia="Consolas" w:hAnsi="Consolas"/>
+                <w:color w:val="000000"/>
+                <w:highlight w:val="white"/>
+                <w:rtl w:val="0"/>
+              </w:rPr>
+              <w:br w:type="textWrapping"/>
+              <w:t xml:space="preserve">      </w:t>
+            </w:r>
+            <w:r>
+              <w:rPr>
+                <w:rFonts w:ascii="Consolas" w:cs="Consolas" w:eastAsia="Consolas" w:hAnsi="Consolas"/>
+                <w:color w:val="0000ff"/>
+                <w:highlight w:val="white"/>
+                <w:rtl w:val="0"/>
+              </w:rPr>
+              <w:t xml:space="preserve">&lt;prompt&gt;</w:t>
+            </w:r>
+            <w:r>
+              <w:rPr>
+                <w:rFonts w:ascii="Consolas" w:cs="Consolas" w:eastAsia="Consolas" w:hAnsi="Consolas"/>
+                <w:color w:val="000000"/>
+                <w:highlight w:val="white"/>
+                <w:rtl w:val="0"/>
+              </w:rPr>
+              <w:t xml:space="preserve">Please enter your choice now.</w:t>
+            </w:r>
+            <w:r>
+              <w:rPr>
+                <w:rFonts w:ascii="Consolas" w:cs="Consolas" w:eastAsia="Consolas" w:hAnsi="Consolas"/>
+                <w:color w:val="0000ff"/>
+                <w:highlight w:val="white"/>
+                <w:rtl w:val="0"/>
+              </w:rPr>
+              <w:t xml:space="preserve">&lt;/prompt&gt;</w:t>
+            </w:r>
+            <w:r>
+              <w:rPr>
+                <w:rFonts w:ascii="Consolas" w:cs="Consolas" w:eastAsia="Consolas" w:hAnsi="Consolas"/>
+                <w:color w:val="000000"/>
+                <w:highlight w:val="white"/>
+                <w:rtl w:val="0"/>
+              </w:rPr>
+              <w:br w:type="textWrapping"/>
+              <w:t xml:space="preserve">      </w:t>
+            </w:r>
+            <w:r>
+              <w:rPr>
+                <w:rFonts w:ascii="Consolas" w:cs="Consolas" w:eastAsia="Consolas" w:hAnsi="Consolas"/>
+                <w:color w:val="0000ff"/>
+                <w:highlight w:val="white"/>
+                <w:rtl w:val="0"/>
+              </w:rPr>
+              <w:t xml:space="preserve">&lt;grammar </w:t>
+            </w:r>
+            <w:r>
+              <w:rPr>
+                <w:rFonts w:ascii="Consolas" w:cs="Consolas" w:eastAsia="Consolas" w:hAnsi="Consolas"/>
+                <w:color w:val="ff0000"/>
+                <w:highlight w:val="white"/>
+                <w:rtl w:val="0"/>
+              </w:rPr>
+              <w:t xml:space="preserve">mode</w:t>
+            </w:r>
+            <w:r>
+              <w:rPr>
+                <w:rFonts w:ascii="Consolas" w:cs="Consolas" w:eastAsia="Consolas" w:hAnsi="Consolas"/>
+                <w:color w:val="0000ff"/>
+                <w:highlight w:val="white"/>
+                <w:rtl w:val="0"/>
+              </w:rPr>
+              <w:t xml:space="preserve">=</w:t>
+            </w:r>
+            <w:r>
+              <w:rPr>
+                <w:rFonts w:ascii="Consolas" w:cs="Consolas" w:eastAsia="Consolas" w:hAnsi="Consolas"/>
+                <w:color w:val="a31515"/>
+                <w:highlight w:val="white"/>
+                <w:rtl w:val="0"/>
+              </w:rPr>
+              <w:t xml:space="preserve">"dtmf"</w:t>
+            </w:r>
+            <w:r>
+              <w:rPr>
+                <w:rFonts w:ascii="Consolas" w:cs="Consolas" w:eastAsia="Consolas" w:hAnsi="Consolas"/>
+                <w:color w:val="0000ff"/>
+                <w:highlight w:val="white"/>
+                <w:rtl w:val="0"/>
+              </w:rPr>
+              <w:t xml:space="preserve"> </w:t>
+            </w:r>
+            <w:r>
+              <w:rPr>
+                <w:rFonts w:ascii="Consolas" w:cs="Consolas" w:eastAsia="Consolas" w:hAnsi="Consolas"/>
+                <w:color w:val="ff0000"/>
+                <w:highlight w:val="white"/>
+                <w:rtl w:val="0"/>
+              </w:rPr>
+              <w:t xml:space="preserve">type</w:t>
+            </w:r>
+            <w:r>
+              <w:rPr>
+                <w:rFonts w:ascii="Consolas" w:cs="Consolas" w:eastAsia="Consolas" w:hAnsi="Consolas"/>
+                <w:color w:val="0000ff"/>
+                <w:highlight w:val="white"/>
+                <w:rtl w:val="0"/>
+              </w:rPr>
+              <w:t xml:space="preserve">=</w:t>
+            </w:r>
+            <w:r>
+              <w:rPr>
+                <w:rFonts w:ascii="Consolas" w:cs="Consolas" w:eastAsia="Consolas" w:hAnsi="Consolas"/>
+                <w:color w:val="a31515"/>
+                <w:highlight w:val="white"/>
+                <w:rtl w:val="0"/>
+              </w:rPr>
+              <w:t xml:space="preserve">"application/grammar+voicexml"</w:t>
+            </w:r>
+            <w:r>
+              <w:rPr>
+                <w:rFonts w:ascii="Consolas" w:cs="Consolas" w:eastAsia="Consolas" w:hAnsi="Consolas"/>
+                <w:color w:val="0000ff"/>
+                <w:highlight w:val="white"/>
+                <w:rtl w:val="0"/>
+              </w:rPr>
+              <w:t xml:space="preserve">&gt;</w:t>
+            </w:r>
+            <w:r>
+              <w:rPr>
+                <w:rFonts w:ascii="Consolas" w:cs="Consolas" w:eastAsia="Consolas" w:hAnsi="Consolas"/>
+                <w:color w:val="000000"/>
+                <w:highlight w:val="white"/>
+                <w:rtl w:val="0"/>
+              </w:rPr>
+              <w:t xml:space="preserve">&lt;![CDATA[1|2]]&gt;</w:t>
+            </w:r>
+            <w:r>
+              <w:rPr>
+                <w:rFonts w:ascii="Consolas" w:cs="Consolas" w:eastAsia="Consolas" w:hAnsi="Consolas"/>
+                <w:color w:val="0000ff"/>
+                <w:highlight w:val="white"/>
+                <w:rtl w:val="0"/>
+              </w:rPr>
+              <w:t xml:space="preserve">&lt;/grammar&gt;</w:t>
+            </w:r>
+            <w:r>
+              <w:rPr>
+                <w:rFonts w:ascii="Consolas" w:cs="Consolas" w:eastAsia="Consolas" w:hAnsi="Consolas"/>
+                <w:color w:val="000000"/>
+                <w:highlight w:val="white"/>
+                <w:rtl w:val="0"/>
+              </w:rPr>
+              <w:br w:type="textWrapping"/>
+              <w:t xml:space="preserve">      </w:t>
+            </w:r>
+            <w:r>
+              <w:rPr>
+                <w:rFonts w:ascii="Consolas" w:cs="Consolas" w:eastAsia="Consolas" w:hAnsi="Consolas"/>
+                <w:color w:val="0000ff"/>
+                <w:highlight w:val="white"/>
+                <w:rtl w:val="0"/>
+              </w:rPr>
+              <w:t xml:space="preserve">&lt;filled&gt;</w:t>
+            </w:r>
+            <w:r>
+              <w:rPr>
+                <w:rFonts w:ascii="Consolas" w:cs="Consolas" w:eastAsia="Consolas" w:hAnsi="Consolas"/>
+                <w:color w:val="000000"/>
+                <w:highlight w:val="white"/>
+                <w:rtl w:val="0"/>
+              </w:rPr>
+              <w:br w:type="textWrapping"/>
+              <w:t xml:space="preserve">        </w:t>
+            </w:r>
+            <w:r>
+              <w:rPr>
+                <w:rFonts w:ascii="Consolas" w:cs="Consolas" w:eastAsia="Consolas" w:hAnsi="Consolas"/>
+                <w:color w:val="0000ff"/>
+                <w:highlight w:val="white"/>
+                <w:rtl w:val="0"/>
+              </w:rPr>
+              <w:t xml:space="preserve">&lt;if </w:t>
+            </w:r>
+            <w:r>
+              <w:rPr>
+                <w:rFonts w:ascii="Consolas" w:cs="Consolas" w:eastAsia="Consolas" w:hAnsi="Consolas"/>
+                <w:color w:val="ff0000"/>
+                <w:highlight w:val="white"/>
+                <w:rtl w:val="0"/>
+              </w:rPr>
+              <w:t xml:space="preserve">cond</w:t>
+            </w:r>
+            <w:r>
+              <w:rPr>
+                <w:rFonts w:ascii="Consolas" w:cs="Consolas" w:eastAsia="Consolas" w:hAnsi="Consolas"/>
+                <w:color w:val="0000ff"/>
+                <w:highlight w:val="white"/>
+                <w:rtl w:val="0"/>
+              </w:rPr>
+              <w:t xml:space="preserve">=</w:t>
+            </w:r>
+            <w:r>
+              <w:rPr>
+                <w:rFonts w:ascii="Consolas" w:cs="Consolas" w:eastAsia="Consolas" w:hAnsi="Consolas"/>
+                <w:color w:val="a31515"/>
+                <w:highlight w:val="white"/>
+                <w:rtl w:val="0"/>
+              </w:rPr>
+              <w:t xml:space="preserve">"choice=='1'"</w:t>
+            </w:r>
+            <w:r>
+              <w:rPr>
+                <w:rFonts w:ascii="Consolas" w:cs="Consolas" w:eastAsia="Consolas" w:hAnsi="Consolas"/>
+                <w:color w:val="0000ff"/>
+                <w:highlight w:val="white"/>
+                <w:rtl w:val="0"/>
+              </w:rPr>
+              <w:t xml:space="preserve">&gt;</w:t>
+            </w:r>
+            <w:r>
+              <w:rPr>
+                <w:rFonts w:ascii="Consolas" w:cs="Consolas" w:eastAsia="Consolas" w:hAnsi="Consolas"/>
+                <w:color w:val="000000"/>
+                <w:highlight w:val="white"/>
+                <w:rtl w:val="0"/>
+              </w:rPr>
+              <w:br w:type="textWrapping"/>
+              <w:t xml:space="preserve">          </w:t>
+            </w:r>
+            <w:r>
+              <w:rPr>
+                <w:rFonts w:ascii="Consolas" w:cs="Consolas" w:eastAsia="Consolas" w:hAnsi="Consolas"/>
+                <w:color w:val="0000ff"/>
+                <w:highlight w:val="white"/>
+                <w:rtl w:val="0"/>
+              </w:rPr>
+              <w:t xml:space="preserve">&lt;prompt&gt;</w:t>
+            </w:r>
+            <w:r>
+              <w:rPr>
+                <w:rFonts w:ascii="Consolas" w:cs="Consolas" w:eastAsia="Consolas" w:hAnsi="Consolas"/>
+                <w:color w:val="000000"/>
+                <w:highlight w:val="white"/>
+                <w:rtl w:val="0"/>
+              </w:rPr>
+              <w:t xml:space="preserve">Sales selected. Connecting now.</w:t>
+            </w:r>
+            <w:r>
+              <w:rPr>
+                <w:rFonts w:ascii="Consolas" w:cs="Consolas" w:eastAsia="Consolas" w:hAnsi="Consolas"/>
+                <w:color w:val="0000ff"/>
+                <w:highlight w:val="white"/>
+                <w:rtl w:val="0"/>
+              </w:rPr>
+              <w:t xml:space="preserve">&lt;/prompt&gt;&lt;exit/&gt;</w:t>
+            </w:r>
+            <w:r>
+              <w:rPr>
+                <w:rFonts w:ascii="Consolas" w:cs="Consolas" w:eastAsia="Consolas" w:hAnsi="Consolas"/>
+                <w:color w:val="000000"/>
+                <w:highlight w:val="white"/>
+                <w:rtl w:val="0"/>
+              </w:rPr>
+              <w:br w:type="textWrapping"/>
+              <w:t xml:space="preserve">        </w:t>
+            </w:r>
+            <w:r>
+              <w:rPr>
+                <w:rFonts w:ascii="Consolas" w:cs="Consolas" w:eastAsia="Consolas" w:hAnsi="Consolas"/>
+                <w:color w:val="0000ff"/>
+                <w:highlight w:val="white"/>
+                <w:rtl w:val="0"/>
+              </w:rPr>
+              <w:t xml:space="preserve">&lt;elseif </w:t>
+            </w:r>
+            <w:r>
+              <w:rPr>
+                <w:rFonts w:ascii="Consolas" w:cs="Consolas" w:eastAsia="Consolas" w:hAnsi="Consolas"/>
+                <w:color w:val="ff0000"/>
+                <w:highlight w:val="white"/>
+                <w:rtl w:val="0"/>
+              </w:rPr>
+              <w:t xml:space="preserve">cond</w:t>
+            </w:r>
+            <w:r>
+              <w:rPr>
+                <w:rFonts w:ascii="Consolas" w:cs="Consolas" w:eastAsia="Consolas" w:hAnsi="Consolas"/>
+                <w:color w:val="0000ff"/>
+                <w:highlight w:val="white"/>
+                <w:rtl w:val="0"/>
+              </w:rPr>
+              <w:t xml:space="preserve">=</w:t>
+            </w:r>
+            <w:r>
+              <w:rPr>
+                <w:rFonts w:ascii="Consolas" w:cs="Consolas" w:eastAsia="Consolas" w:hAnsi="Consolas"/>
+                <w:color w:val="a31515"/>
+                <w:highlight w:val="white"/>
+                <w:rtl w:val="0"/>
+              </w:rPr>
+              <w:t xml:space="preserve">"choice=='2'"</w:t>
+            </w:r>
+            <w:r>
+              <w:rPr>
+                <w:rFonts w:ascii="Consolas" w:cs="Consolas" w:eastAsia="Consolas" w:hAnsi="Consolas"/>
+                <w:color w:val="0000ff"/>
+                <w:highlight w:val="white"/>
+                <w:rtl w:val="0"/>
+              </w:rPr>
+              <w:t xml:space="preserve">/&gt;</w:t>
+            </w:r>
+            <w:r>
+              <w:rPr>
+                <w:rFonts w:ascii="Consolas" w:cs="Consolas" w:eastAsia="Consolas" w:hAnsi="Consolas"/>
+                <w:color w:val="000000"/>
+                <w:highlight w:val="white"/>
+                <w:rtl w:val="0"/>
+              </w:rPr>
+              <w:br w:type="textWrapping"/>
+              <w:t xml:space="preserve">          </w:t>
+            </w:r>
+            <w:r>
+              <w:rPr>
+                <w:rFonts w:ascii="Consolas" w:cs="Consolas" w:eastAsia="Consolas" w:hAnsi="Consolas"/>
+                <w:color w:val="0000ff"/>
+                <w:highlight w:val="white"/>
+                <w:rtl w:val="0"/>
+              </w:rPr>
+              <w:t xml:space="preserve">&lt;prompt&gt;</w:t>
+            </w:r>
+            <w:r>
+              <w:rPr>
+                <w:rFonts w:ascii="Consolas" w:cs="Consolas" w:eastAsia="Consolas" w:hAnsi="Consolas"/>
+                <w:color w:val="000000"/>
+                <w:highlight w:val="white"/>
+                <w:rtl w:val="0"/>
+              </w:rPr>
+              <w:t xml:space="preserve">Support selected. Please hold.</w:t>
+            </w:r>
+            <w:r>
+              <w:rPr>
+                <w:rFonts w:ascii="Consolas" w:cs="Consolas" w:eastAsia="Consolas" w:hAnsi="Consolas"/>
+                <w:color w:val="0000ff"/>
+                <w:highlight w:val="white"/>
+                <w:rtl w:val="0"/>
+              </w:rPr>
+              <w:t xml:space="preserve">&lt;/prompt&gt;&lt;exit/&gt;</w:t>
+            </w:r>
+            <w:r>
+              <w:rPr>
+                <w:rFonts w:ascii="Consolas" w:cs="Consolas" w:eastAsia="Consolas" w:hAnsi="Consolas"/>
+                <w:color w:val="000000"/>
+                <w:highlight w:val="white"/>
+                <w:rtl w:val="0"/>
+              </w:rPr>
+              <w:br w:type="textWrapping"/>
+              <w:t xml:space="preserve">        </w:t>
+            </w:r>
+            <w:r>
+              <w:rPr>
+                <w:rFonts w:ascii="Consolas" w:cs="Consolas" w:eastAsia="Consolas" w:hAnsi="Consolas"/>
+                <w:color w:val="0000ff"/>
+                <w:highlight w:val="white"/>
+                <w:rtl w:val="0"/>
+              </w:rPr>
+              <w:t xml:space="preserve">&lt;else/&gt;</w:t>
+            </w:r>
+            <w:r>
+              <w:rPr>
+                <w:rFonts w:ascii="Consolas" w:cs="Consolas" w:eastAsia="Consolas" w:hAnsi="Consolas"/>
+                <w:color w:val="000000"/>
+                <w:highlight w:val="white"/>
+                <w:rtl w:val="0"/>
+              </w:rPr>
+              <w:br w:type="textWrapping"/>
+              <w:t xml:space="preserve">          </w:t>
+            </w:r>
+            <w:r>
+              <w:rPr>
+                <w:rFonts w:ascii="Consolas" w:cs="Consolas" w:eastAsia="Consolas" w:hAnsi="Consolas"/>
+                <w:color w:val="0000ff"/>
+                <w:highlight w:val="white"/>
+                <w:rtl w:val="0"/>
+              </w:rPr>
+              <w:t xml:space="preserve">&lt;prompt&gt;</w:t>
+            </w:r>
+            <w:r>
+              <w:rPr>
+                <w:rFonts w:ascii="Consolas" w:cs="Consolas" w:eastAsia="Consolas" w:hAnsi="Consolas"/>
+                <w:color w:val="000000"/>
+                <w:highlight w:val="white"/>
+                <w:rtl w:val="0"/>
+              </w:rPr>
+              <w:t xml:space="preserve">Invalid input. Goodbye.</w:t>
+            </w:r>
+            <w:r>
+              <w:rPr>
+                <w:rFonts w:ascii="Consolas" w:cs="Consolas" w:eastAsia="Consolas" w:hAnsi="Consolas"/>
+                <w:color w:val="0000ff"/>
+                <w:highlight w:val="white"/>
+                <w:rtl w:val="0"/>
+              </w:rPr>
+              <w:t xml:space="preserve">&lt;/prompt&gt;&lt;exit/&gt;</w:t>
+            </w:r>
+            <w:r>
+              <w:rPr>
+                <w:rFonts w:ascii="Consolas" w:cs="Consolas" w:eastAsia="Consolas" w:hAnsi="Consolas"/>
+                <w:color w:val="000000"/>
+                <w:highlight w:val="white"/>
+                <w:rtl w:val="0"/>
+              </w:rPr>
+              <w:br w:type="textWrapping"/>
+              <w:t xml:space="preserve">        </w:t>
+            </w:r>
+            <w:r>
+              <w:rPr>
+                <w:rFonts w:ascii="Consolas" w:cs="Consolas" w:eastAsia="Consolas" w:hAnsi="Consolas"/>
+                <w:color w:val="0000ff"/>
+                <w:highlight w:val="white"/>
+                <w:rtl w:val="0"/>
+              </w:rPr>
+              <w:t xml:space="preserve">&lt;/if&gt;</w:t>
+            </w:r>
+            <w:r>
+              <w:rPr>
+                <w:rFonts w:ascii="Consolas" w:cs="Consolas" w:eastAsia="Consolas" w:hAnsi="Consolas"/>
+                <w:color w:val="000000"/>
+                <w:highlight w:val="white"/>
+                <w:rtl w:val="0"/>
+              </w:rPr>
+              <w:br w:type="textWrapping"/>
+              <w:t xml:space="preserve">      </w:t>
+            </w:r>
+            <w:r>
+              <w:rPr>
+                <w:rFonts w:ascii="Consolas" w:cs="Consolas" w:eastAsia="Consolas" w:hAnsi="Consolas"/>
+                <w:color w:val="0000ff"/>
+                <w:highlight w:val="white"/>
+                <w:rtl w:val="0"/>
+              </w:rPr>
+              <w:t xml:space="preserve">&lt;/filled&gt;</w:t>
+            </w:r>
+            <w:r>
+              <w:rPr>
+                <w:rFonts w:ascii="Consolas" w:cs="Consolas" w:eastAsia="Consolas" w:hAnsi="Consolas"/>
+                <w:color w:val="000000"/>
+                <w:highlight w:val="white"/>
+                <w:rtl w:val="0"/>
+              </w:rPr>
+              <w:br w:type="textWrapping"/>
+              <w:t xml:space="preserve">    </w:t>
+            </w:r>
+            <w:r>
+              <w:rPr>
+                <w:rFonts w:ascii="Consolas" w:cs="Consolas" w:eastAsia="Consolas" w:hAnsi="Consolas"/>
+                <w:color w:val="0000ff"/>
+                <w:highlight w:val="white"/>
+                <w:rtl w:val="0"/>
+              </w:rPr>
+              <w:t xml:space="preserve">&lt;/field&gt;</w:t>
+            </w:r>
+            <w:r>
+              <w:rPr>
+                <w:rFonts w:ascii="Consolas" w:cs="Consolas" w:eastAsia="Consolas" w:hAnsi="Consolas"/>
+                <w:color w:val="000000"/>
+                <w:highlight w:val="white"/>
+                <w:rtl w:val="0"/>
+              </w:rPr>
+              <w:br w:type="textWrapping"/>
+              <w:t xml:space="preserve">  </w:t>
+            </w:r>
+            <w:r>
+              <w:rPr>
+                <w:rFonts w:ascii="Consolas" w:cs="Consolas" w:eastAsia="Consolas" w:hAnsi="Consolas"/>
+                <w:color w:val="0000ff"/>
+                <w:highlight w:val="white"/>
+                <w:rtl w:val="0"/>
+              </w:rPr>
+              <w:t xml:space="preserve">&lt;/form&gt;</w:t>
+            </w:r>
+            <w:r>
+              <w:rPr>
+                <w:rFonts w:ascii="Consolas" w:cs="Consolas" w:eastAsia="Consolas" w:hAnsi="Consolas"/>
+                <w:color w:val="000000"/>
+                <w:highlight w:val="white"/>
+                <w:rtl w:val="0"/>
+              </w:rPr>
+              <w:br w:type="textWrapping"/>
+            </w:r>
+            <w:r>
+              <w:rPr>
+                <w:rFonts w:ascii="Consolas" w:cs="Consolas" w:eastAsia="Consolas" w:hAnsi="Consolas"/>
+                <w:color w:val="0000ff"/>
+                <w:highlight w:val="white"/>
+                <w:rtl w:val="0"/>
+              </w:rPr>
+              <w:t xml:space="preserve">&lt;/vxml&gt;</w:t>
+            </w:r>
+            <w:r>
+              <w:rPr>
+                <w:rtl w:val="0"/>
+              </w:rPr>
+            </w:r>
+          </w:p>
+        </w:tc>
+      </w:tr>
+    </w:tbl>
+    <w:p>
+      <w:pPr>
+        <w:rPr/>
+      </w:pPr>
+      <w:r>
+        <w:rPr>
+          <w:rtl w:val="0"/>
+        </w:rPr>
+      </w:r>
+    </w:p>
+    <w:p>
+      <w:pPr>
+        <w:spacing w:after="240" w:before="240" w:lineRule="auto"/>
+        <w:rPr/>
+      </w:pPr>
+      <w:r>
+        <w:rPr>
+          <w:rFonts w:ascii="Arial Unicode MS" w:cs="Arial Unicode MS" w:eastAsia="Arial Unicode MS" w:hAnsi="Arial Unicode MS"/>
+          <w:rtl w:val="0"/>
+        </w:rPr>
+        <w:t xml:space="preserve">This script represents a common call flow: greeting → menu prompt → input recognition → routing to sub-flows. </w:t>
+      </w:r>
+    </w:p>
+    <w:p>
+      <w:pPr>
+        <w:spacing w:after="240" w:before="240" w:lineRule="auto"/>
+        <w:rPr/>
+      </w:pPr>
+      <w:r>
+        <w:rPr>
+          <w:rtl w:val="0"/>
+        </w:rPr>
+        <w:t xml:space="preserve">Studied call flows typically follow: </w:t>
+      </w:r>
+    </w:p>
+    <w:p>
+      <w:pPr>
+        <w:spacing w:after="240" w:before="240" w:lineRule="auto"/>
+        <w:rPr/>
+      </w:pPr>
+      <w:r>
+        <w:rPr>
+          <w:rFonts w:ascii="Arial Unicode MS" w:cs="Arial Unicode MS" w:eastAsia="Arial Unicode MS" w:hAnsi="Arial Unicode MS"/>
+          <w:rtl w:val="0"/>
+        </w:rPr>
+        <w:t xml:space="preserve">Inbound call → Greeting → Authentication (e.g., PIN via DTMF) → Main menu → Sub-menus or transfers → End call. Complex flows include branching based on user history.</w:t>
+      </w:r>
+      <w:r>
+        <w:rPr>
+          <w:rtl w:val="0"/>
+        </w:rPr>
       </w:r>
     </w:p>
     <w:sectPr>
@@ -178,6 +1237,19 @@
       <w:sz w:val="30"/>
       <w:szCs w:val="30"/>
     </w:rPr>
+  </w:style>
+  <w:style w:type="table" w:styleId="Table1">
+    <w:basedOn w:val="TableNormal"/>
+    <w:tblPr>
+      <w:tblStyleRowBandSize w:val="1"/>
+      <w:tblStyleColBandSize w:val="1"/>
+      <w:tblCellMar>
+        <w:top w:w="100.0" w:type="dxa"/>
+        <w:left w:w="100.0" w:type="dxa"/>
+        <w:bottom w:w="100.0" w:type="dxa"/>
+        <w:right w:w="100.0" w:type="dxa"/>
+      </w:tblCellMar>
+    </w:tblPr>
   </w:style>
 </w:styles>
 </file>

--- a/Joise S Arakkal/Task 1.1 – Collect and study existing VXML scripts and call flows.docx
+++ b/Joise S Arakkal/Task 1.1 – Collect and study existing VXML scripts and call flows.docx
@@ -26,7 +26,7 @@
         <w:rPr>
           <w:rtl w:val="0"/>
         </w:rPr>
-        <w:t xml:space="preserve">VXML (VoiceXML) scripts define the dialog structure for IVR systems, handling user inputs via speech or DTMF and responding with prompts or actions. Based on standard examples from Cisco Unified CVP and W3C specifications, a typical VXML script includes elements like </w:t>
+        <w:t xml:space="preserve">VXML (VoiceXML) scripts define the dialog structure for IVR systems, handling user inputs via speech or DTMF and responding with prompts or actions. A typical VXML script includes elements like </w:t>
       </w:r>
       <w:r>
         <w:rPr>
